--- a/FSD MERN - Developing a Reliable Back-end with Node and Express MAY 2026 batch 1/FSD MERN - Developing a Reliable Back-end with Node and Express  - Day 4 24-05-2026.docx
+++ b/FSD MERN - Developing a Reliable Back-end with Node and Express MAY 2026 batch 1/FSD MERN - Developing a Reliable Back-end with Node and Express  - Day 4 24-05-2026.docx
@@ -27,6 +27,7 @@
         </w:rPr>
         <w:t xml:space="preserve">Day </w:t>
       </w:r>
+      <w:proofErr w:type="gramStart"/>
       <w:r>
         <w:rPr>
           <w:b/>
@@ -43,6 +44,7 @@
         </w:rPr>
         <w:t xml:space="preserve"> :</w:t>
       </w:r>
+      <w:proofErr w:type="gramEnd"/>
     </w:p>
     <w:p>
       <w:pPr>
@@ -52,6 +54,23 @@
           <w:lang w:val="en-US"/>
         </w:rPr>
       </w:pPr>
+      <w:r>
+        <w:rPr>
+          <w:b/>
+          <w:bCs/>
+          <w:lang w:val="en-US"/>
+        </w:rPr>
+        <w:t xml:space="preserve">Express module with Form Get and Post data. </w:t>
+      </w:r>
+    </w:p>
+    <w:p>
+      <w:pPr>
+        <w:rPr>
+          <w:b/>
+          <w:bCs/>
+          <w:lang w:val="en-US"/>
+        </w:rPr>
+      </w:pPr>
       <w:proofErr w:type="spellStart"/>
       <w:r>
         <w:rPr>
@@ -136,6 +155,531 @@
         </w:rPr>
         <w:t xml:space="preserve"> install express </w:t>
       </w:r>
+    </w:p>
+    <w:p>
+      <w:pPr>
+        <w:rPr>
+          <w:lang w:val="en-US"/>
+        </w:rPr>
+      </w:pPr>
+    </w:p>
+    <w:p>
+      <w:pPr>
+        <w:rPr>
+          <w:lang w:val="en-US"/>
+        </w:rPr>
+      </w:pPr>
+      <w:r>
+        <w:rPr>
+          <w:lang w:val="en-US"/>
+        </w:rPr>
+        <w:t xml:space="preserve">Express JS provided a concept as middleware. Middleware means before request reach to particular method </w:t>
+      </w:r>
+      <w:proofErr w:type="spellStart"/>
+      <w:r>
+        <w:rPr>
+          <w:lang w:val="en-US"/>
+        </w:rPr>
+        <w:t>ie</w:t>
+      </w:r>
+      <w:proofErr w:type="spellEnd"/>
+      <w:r>
+        <w:rPr>
+          <w:lang w:val="en-US"/>
+        </w:rPr>
+        <w:t xml:space="preserve"> get or post. If you want to do any task then you can use concept as middleware. </w:t>
+      </w:r>
+    </w:p>
+    <w:p>
+      <w:pPr>
+        <w:rPr>
+          <w:lang w:val="en-US"/>
+        </w:rPr>
+      </w:pPr>
+      <w:r>
+        <w:rPr>
+          <w:lang w:val="en-US"/>
+        </w:rPr>
+        <w:t xml:space="preserve">Node </w:t>
+      </w:r>
+      <w:proofErr w:type="spellStart"/>
+      <w:r>
+        <w:rPr>
+          <w:lang w:val="en-US"/>
+        </w:rPr>
+        <w:t>js</w:t>
+      </w:r>
+      <w:proofErr w:type="spellEnd"/>
+      <w:r>
+        <w:rPr>
+          <w:lang w:val="en-US"/>
+        </w:rPr>
+        <w:t xml:space="preserve"> provided lot of </w:t>
+      </w:r>
+      <w:proofErr w:type="spellStart"/>
+      <w:r>
+        <w:rPr>
+          <w:lang w:val="en-US"/>
+        </w:rPr>
+        <w:t>pre defined</w:t>
+      </w:r>
+      <w:proofErr w:type="spellEnd"/>
+      <w:r>
+        <w:rPr>
+          <w:lang w:val="en-US"/>
+        </w:rPr>
+        <w:t xml:space="preserve"> middleware as well as we can create custom middleware. To use middleware node </w:t>
+      </w:r>
+      <w:proofErr w:type="spellStart"/>
+      <w:r>
+        <w:rPr>
+          <w:lang w:val="en-US"/>
+        </w:rPr>
+        <w:t>js</w:t>
+      </w:r>
+      <w:proofErr w:type="spellEnd"/>
+      <w:r>
+        <w:rPr>
+          <w:lang w:val="en-US"/>
+        </w:rPr>
+        <w:t xml:space="preserve"> provide below syntax as </w:t>
+      </w:r>
+    </w:p>
+    <w:p>
+      <w:pPr>
+        <w:rPr>
+          <w:lang w:val="en-US"/>
+        </w:rPr>
+      </w:pPr>
+    </w:p>
+    <w:p>
+      <w:pPr>
+        <w:rPr>
+          <w:lang w:val="en-US"/>
+        </w:rPr>
+      </w:pPr>
+      <w:proofErr w:type="spellStart"/>
+      <w:r>
+        <w:rPr>
+          <w:lang w:val="en-US"/>
+        </w:rPr>
+        <w:t>app.</w:t>
+      </w:r>
+      <w:r>
+        <w:rPr>
+          <w:highlight w:val="yellow"/>
+          <w:lang w:val="en-US"/>
+        </w:rPr>
+        <w:t>use</w:t>
+      </w:r>
+      <w:proofErr w:type="spellEnd"/>
+      <w:r>
+        <w:rPr>
+          <w:lang w:val="en-US"/>
+        </w:rPr>
+        <w:t>(middleware);</w:t>
+      </w:r>
+    </w:p>
+    <w:p>
+      <w:pPr>
+        <w:rPr>
+          <w:lang w:val="en-US"/>
+        </w:rPr>
+      </w:pPr>
+    </w:p>
+    <w:p>
+      <w:pPr>
+        <w:rPr>
+          <w:lang w:val="en-US"/>
+        </w:rPr>
+      </w:pPr>
+    </w:p>
+    <w:p>
+      <w:pPr>
+        <w:rPr>
+          <w:lang w:val="en-US"/>
+        </w:rPr>
+      </w:pPr>
+      <w:r>
+        <w:rPr>
+          <w:lang w:val="en-US"/>
+        </w:rPr>
+        <w:t xml:space="preserve">Creating express </w:t>
+      </w:r>
+      <w:proofErr w:type="spellStart"/>
+      <w:r>
+        <w:rPr>
+          <w:lang w:val="en-US"/>
+        </w:rPr>
+        <w:t>js</w:t>
+      </w:r>
+      <w:proofErr w:type="spellEnd"/>
+      <w:r>
+        <w:rPr>
+          <w:lang w:val="en-US"/>
+        </w:rPr>
+        <w:t xml:space="preserve"> application with </w:t>
+      </w:r>
+      <w:proofErr w:type="spellStart"/>
+      <w:r>
+        <w:rPr>
+          <w:lang w:val="en-US"/>
+        </w:rPr>
+        <w:t>SignIn</w:t>
+      </w:r>
+      <w:proofErr w:type="spellEnd"/>
+      <w:r>
+        <w:rPr>
+          <w:lang w:val="en-US"/>
+        </w:rPr>
+        <w:t xml:space="preserve"> and </w:t>
+      </w:r>
+      <w:proofErr w:type="spellStart"/>
+      <w:r>
+        <w:rPr>
+          <w:lang w:val="en-US"/>
+        </w:rPr>
+        <w:t>SignUp</w:t>
+      </w:r>
+      <w:proofErr w:type="spellEnd"/>
+      <w:r>
+        <w:rPr>
+          <w:lang w:val="en-US"/>
+        </w:rPr>
+        <w:t xml:space="preserve"> with file system with type of user as admin as well as customer. </w:t>
+      </w:r>
+    </w:p>
+    <w:p>
+      <w:pPr>
+        <w:rPr>
+          <w:lang w:val="en-US"/>
+        </w:rPr>
+      </w:pPr>
+      <w:proofErr w:type="spellStart"/>
+      <w:r>
+        <w:rPr>
+          <w:lang w:val="en-US"/>
+        </w:rPr>
+        <w:t>mkdir</w:t>
+      </w:r>
+      <w:proofErr w:type="spellEnd"/>
+      <w:r>
+        <w:rPr>
+          <w:lang w:val="en-US"/>
+        </w:rPr>
+        <w:t xml:space="preserve"> express-login-app-fs-module </w:t>
+      </w:r>
+    </w:p>
+    <w:p>
+      <w:pPr>
+        <w:rPr>
+          <w:lang w:val="en-US"/>
+        </w:rPr>
+      </w:pPr>
+      <w:proofErr w:type="spellStart"/>
+      <w:r>
+        <w:rPr>
+          <w:highlight w:val="yellow"/>
+          <w:lang w:val="en-US"/>
+        </w:rPr>
+        <w:t>npm</w:t>
+      </w:r>
+      <w:proofErr w:type="spellEnd"/>
+      <w:r>
+        <w:rPr>
+          <w:highlight w:val="yellow"/>
+          <w:lang w:val="en-US"/>
+        </w:rPr>
+        <w:t xml:space="preserve"> </w:t>
+      </w:r>
+      <w:proofErr w:type="spellStart"/>
+      <w:r>
+        <w:rPr>
+          <w:highlight w:val="yellow"/>
+          <w:lang w:val="en-US"/>
+        </w:rPr>
+        <w:t>init</w:t>
+      </w:r>
+      <w:proofErr w:type="spellEnd"/>
+      <w:r>
+        <w:rPr>
+          <w:highlight w:val="yellow"/>
+          <w:lang w:val="en-US"/>
+        </w:rPr>
+        <w:t xml:space="preserve"> -y</w:t>
+      </w:r>
+      <w:r>
+        <w:rPr>
+          <w:lang w:val="en-US"/>
+        </w:rPr>
+        <w:tab/>
+        <w:t xml:space="preserve">(it </w:t>
+      </w:r>
+      <w:proofErr w:type="gramStart"/>
+      <w:r>
+        <w:rPr>
+          <w:lang w:val="en-US"/>
+        </w:rPr>
+        <w:t>create</w:t>
+      </w:r>
+      <w:proofErr w:type="gramEnd"/>
+      <w:r>
+        <w:rPr>
+          <w:lang w:val="en-US"/>
+        </w:rPr>
+        <w:t xml:space="preserve"> </w:t>
+      </w:r>
+      <w:proofErr w:type="spellStart"/>
+      <w:r>
+        <w:rPr>
+          <w:lang w:val="en-US"/>
+        </w:rPr>
+        <w:t>package.json</w:t>
+      </w:r>
+      <w:proofErr w:type="spellEnd"/>
+      <w:r>
+        <w:rPr>
+          <w:lang w:val="en-US"/>
+        </w:rPr>
+        <w:t xml:space="preserve"> file with default configuration. It doesn’t ask values).</w:t>
+      </w:r>
+    </w:p>
+    <w:p>
+      <w:pPr>
+        <w:rPr>
+          <w:lang w:val="en-US"/>
+        </w:rPr>
+      </w:pPr>
+      <w:proofErr w:type="spellStart"/>
+      <w:r>
+        <w:rPr>
+          <w:lang w:val="en-US"/>
+        </w:rPr>
+        <w:t>Npm</w:t>
+      </w:r>
+      <w:proofErr w:type="spellEnd"/>
+      <w:r>
+        <w:rPr>
+          <w:lang w:val="en-US"/>
+        </w:rPr>
+        <w:t xml:space="preserve"> install express </w:t>
+      </w:r>
+    </w:p>
+    <w:p>
+      <w:pPr>
+        <w:rPr>
+          <w:lang w:val="en-US"/>
+        </w:rPr>
+      </w:pPr>
+      <w:r>
+        <w:rPr>
+          <w:lang w:val="en-US"/>
+        </w:rPr>
+        <w:t>login.html</w:t>
+      </w:r>
+    </w:p>
+    <w:p>
+      <w:pPr>
+        <w:rPr>
+          <w:lang w:val="en-US"/>
+        </w:rPr>
+      </w:pPr>
+      <w:r>
+        <w:rPr>
+          <w:lang w:val="en-US"/>
+        </w:rPr>
+        <w:t xml:space="preserve">signUp.html </w:t>
+      </w:r>
+    </w:p>
+    <w:p>
+      <w:pPr>
+        <w:rPr>
+          <w:lang w:val="en-US"/>
+        </w:rPr>
+      </w:pPr>
+      <w:r>
+        <w:rPr>
+          <w:lang w:val="en-US"/>
+        </w:rPr>
+        <w:t xml:space="preserve">adminDashboard.html </w:t>
+      </w:r>
+    </w:p>
+    <w:p>
+      <w:pPr>
+        <w:rPr>
+          <w:lang w:val="en-US"/>
+        </w:rPr>
+      </w:pPr>
+      <w:r>
+        <w:rPr>
+          <w:lang w:val="en-US"/>
+        </w:rPr>
+        <w:t xml:space="preserve">customerDashboard.html </w:t>
+      </w:r>
+    </w:p>
+    <w:p>
+      <w:pPr>
+        <w:rPr>
+          <w:lang w:val="en-US"/>
+        </w:rPr>
+      </w:pPr>
+      <w:proofErr w:type="spellStart"/>
+      <w:proofErr w:type="gramStart"/>
+      <w:r>
+        <w:rPr>
+          <w:lang w:val="en-US"/>
+        </w:rPr>
+        <w:t>login.json</w:t>
+      </w:r>
+      <w:proofErr w:type="spellEnd"/>
+      <w:proofErr w:type="gramEnd"/>
+      <w:r>
+        <w:rPr>
+          <w:lang w:val="en-US"/>
+        </w:rPr>
+        <w:t xml:space="preserve"> </w:t>
+      </w:r>
+    </w:p>
+    <w:p>
+      <w:pPr>
+        <w:rPr>
+          <w:lang w:val="en-US"/>
+        </w:rPr>
+      </w:pPr>
+      <w:r>
+        <w:rPr>
+          <w:lang w:val="en-US"/>
+        </w:rPr>
+        <w:t xml:space="preserve">app.js </w:t>
+      </w:r>
+    </w:p>
+    <w:p>
+      <w:pPr>
+        <w:rPr>
+          <w:lang w:val="en-US"/>
+        </w:rPr>
+      </w:pPr>
+    </w:p>
+    <w:p>
+      <w:pPr>
+        <w:rPr>
+          <w:b/>
+          <w:bCs/>
+          <w:lang w:val="en-US"/>
+        </w:rPr>
+      </w:pPr>
+      <w:r>
+        <w:rPr>
+          <w:b/>
+          <w:bCs/>
+          <w:lang w:val="en-US"/>
+        </w:rPr>
+        <w:lastRenderedPageBreak/>
+        <w:t xml:space="preserve">Express JS View Engine </w:t>
+      </w:r>
+    </w:p>
+    <w:p>
+      <w:pPr>
+        <w:rPr>
+          <w:lang w:val="en-US"/>
+        </w:rPr>
+      </w:pPr>
+      <w:r>
+        <w:rPr>
+          <w:lang w:val="en-US"/>
+        </w:rPr>
+        <w:t xml:space="preserve">EJS </w:t>
+      </w:r>
+    </w:p>
+    <w:p>
+      <w:pPr>
+        <w:rPr>
+          <w:lang w:val="en-US"/>
+        </w:rPr>
+      </w:pPr>
+      <w:r>
+        <w:rPr>
+          <w:lang w:val="en-US"/>
+        </w:rPr>
+        <w:t>Pug (Jade)</w:t>
+      </w:r>
+    </w:p>
+    <w:p>
+      <w:pPr>
+        <w:rPr>
+          <w:lang w:val="en-US"/>
+        </w:rPr>
+      </w:pPr>
+      <w:proofErr w:type="spellStart"/>
+      <w:r>
+        <w:rPr>
+          <w:lang w:val="en-US"/>
+        </w:rPr>
+        <w:t>Etc</w:t>
+      </w:r>
+      <w:proofErr w:type="spellEnd"/>
+    </w:p>
+    <w:p>
+      <w:pPr>
+        <w:rPr>
+          <w:lang w:val="en-US"/>
+        </w:rPr>
+      </w:pPr>
+      <w:r>
+        <w:rPr>
+          <w:lang w:val="en-US"/>
+        </w:rPr>
+        <w:t xml:space="preserve">Embedded JavaScript is </w:t>
+      </w:r>
+      <w:proofErr w:type="gramStart"/>
+      <w:r>
+        <w:rPr>
+          <w:lang w:val="en-US"/>
+        </w:rPr>
+        <w:t>server side</w:t>
+      </w:r>
+      <w:proofErr w:type="gramEnd"/>
+      <w:r>
+        <w:rPr>
+          <w:lang w:val="en-US"/>
+        </w:rPr>
+        <w:t xml:space="preserve"> node </w:t>
+      </w:r>
+      <w:proofErr w:type="spellStart"/>
+      <w:r>
+        <w:rPr>
+          <w:lang w:val="en-US"/>
+        </w:rPr>
+        <w:t>js</w:t>
+      </w:r>
+      <w:proofErr w:type="spellEnd"/>
+      <w:r>
+        <w:rPr>
+          <w:lang w:val="en-US"/>
+        </w:rPr>
+        <w:t xml:space="preserve"> view engine which help to do dynamic html code in </w:t>
+      </w:r>
+      <w:proofErr w:type="gramStart"/>
+      <w:r>
+        <w:rPr>
+          <w:lang w:val="en-US"/>
+        </w:rPr>
+        <w:t>server side</w:t>
+      </w:r>
+      <w:proofErr w:type="gramEnd"/>
+      <w:r>
+        <w:rPr>
+          <w:lang w:val="en-US"/>
+        </w:rPr>
+        <w:t xml:space="preserve"> technology. </w:t>
+      </w:r>
+    </w:p>
+    <w:p>
+      <w:pPr>
+        <w:rPr>
+          <w:lang w:val="en-US"/>
+        </w:rPr>
+      </w:pPr>
     </w:p>
     <w:p>
       <w:pPr>
